--- a/docs/Pence-features.docx
+++ b/docs/Pence-features.docx
@@ -31,7 +31,7 @@
           <w:color w:val="4A554E"/>
           <w:sz w:val="22"/>
         </w:rPr>
-        <w:t>5 October 2026</w:t>
+        <w:t>10 October 2026</w:t>
       </w:r>
     </w:p>
     <w:p>
@@ -226,6 +226,28 @@
         <w:rPr>
           <w:sz w:val="24"/>
         </w:rPr>
+        <w:t>Coming up shows the next two buys Pence expects from your own habits, such as a Saturday food shop or a Friday taxi, with the likely day and the usual spend.</w:t>
+      </w:r>
+    </w:p>
+    <w:p>
+      <w:pPr>
+        <w:pStyle w:val="ListBullet"/>
+      </w:pPr>
+      <w:r>
+        <w:rPr>
+          <w:sz w:val="24"/>
+        </w:rPr>
+        <w:t>Picked for you shows three deals for those habits, each with the reason it is shown. When there are none yet, it shows three posts trending across the UK instead.</w:t>
+      </w:r>
+    </w:p>
+    <w:p>
+      <w:pPr>
+        <w:pStyle w:val="ListBullet"/>
+      </w:pPr>
+      <w:r>
+        <w:rPr>
+          <w:sz w:val="24"/>
+        </w:rPr>
         <w:t>Activity on Home lists the latest spends. All Activity opens the full list.</w:t>
       </w:r>
     </w:p>
@@ -314,7 +336,18 @@
         <w:rPr>
           <w:sz w:val="24"/>
         </w:rPr>
-        <w:t>Offers leads with the places already used for everyday spending, then other shops in those same habits. About thirty at a time, then More for the next thirty when they exist.</w:t>
+        <w:t>Another shop lists other big chains actually near this phone, with the distance. A price or an online offer is shown only when a page states it.</w:t>
+      </w:r>
+    </w:p>
+    <w:p>
+      <w:pPr>
+        <w:pStyle w:val="Heading1"/>
+      </w:pPr>
+      <w:r>
+        <w:rPr>
+          <w:color w:val="1C3A2E"/>
+        </w:rPr>
+        <w:t>Offers for you</w:t>
       </w:r>
     </w:p>
     <w:p>
@@ -325,7 +358,7 @@
         <w:rPr>
           <w:sz w:val="24"/>
         </w:rPr>
-        <w:t>Hot deals on Home are three posts trending across the UK. More opens the longer list, fifteen at a time, up to one hundred when that many exist.</w:t>
+        <w:t>Pence learns what you buy from every receipt line and every payment: the food shop, coffee, takeaways, clothes, shoes and trainers, perfume, beauty, toiletries, the pharmacy, the home, cleaning, the kids, pets, games, tickets, streaming, the gym, taxis, trains, fuel, flights, hotels, holidays, tech, gifts, and bills. Perfume bought at Boots counts as perfume, not as the pharmacy.</w:t>
       </w:r>
     </w:p>
     <w:p>
@@ -336,7 +369,7 @@
         <w:rPr>
           <w:sz w:val="24"/>
         </w:rPr>
-        <w:t>The schemes named in the app are Tesco Clubcard, Nectar, Lidl Plus, Aldi Super 6, Too Good To Go, Boots Advantage Card, and a note to check the ride price before you confirm.</w:t>
+        <w:t>For each habit and each regular shop it works out how often you buy, which weekday, whether it is just after payday, the usual time of day when a receipt shows it, and the usual spend.</w:t>
       </w:r>
     </w:p>
     <w:p>
@@ -347,7 +380,84 @@
         <w:rPr>
           <w:sz w:val="24"/>
         </w:rPr>
-        <w:t>Another shop lists other big chains actually near this phone, with the distance. A price or an online offer is shown only when a page states it.</w:t>
+        <w:t>From that it expects the next buy, such as a food shop at Tesco on Saturday. Coming up lists those buys with deals for each one.</w:t>
+      </w:r>
+    </w:p>
+    <w:p>
+      <w:pPr>
+        <w:pStyle w:val="ListBullet"/>
+      </w:pPr>
+      <w:r>
+        <w:rPr>
+          <w:sz w:val="24"/>
+        </w:rPr>
+        <w:t>Deals are grouped by habit. Each one says why it is shown, for example: You buy perfume about every 6 weeks. Deals near your town come first, then the shops you already use, then other shops for the same thing. About thirty at a time, then More.</w:t>
+      </w:r>
+    </w:p>
+    <w:p>
+      <w:pPr>
+        <w:pStyle w:val="ListBullet"/>
+      </w:pPr>
+      <w:r>
+        <w:rPr>
+          <w:sz w:val="24"/>
+        </w:rPr>
+        <w:t>When a deal page states a percentage off, Pence shows what that is on your usual spend. It never guesses a saving.</w:t>
+      </w:r>
+    </w:p>
+    <w:p>
+      <w:pPr>
+        <w:pStyle w:val="ListBullet"/>
+      </w:pPr>
+      <w:r>
+        <w:rPr>
+          <w:sz w:val="24"/>
+        </w:rPr>
+        <w:t>A product bought more than once, such as the same perfume, gets a search of its own.</w:t>
+      </w:r>
+    </w:p>
+    <w:p>
+      <w:pPr>
+        <w:pStyle w:val="ListBullet"/>
+      </w:pPr>
+      <w:r>
+        <w:rPr>
+          <w:sz w:val="24"/>
+        </w:rPr>
+        <w:t>What Pence knows lists every habit. Not me hides one. Add something you buy tells Pence about a habit it has not seen yet, such as holidays. Hidden habits can be shown again.</w:t>
+      </w:r>
+    </w:p>
+    <w:p>
+      <w:pPr>
+        <w:pStyle w:val="ListBullet"/>
+      </w:pPr>
+      <w:r>
+        <w:rPr>
+          <w:sz w:val="24"/>
+        </w:rPr>
+        <w:t>Deal board results load first. A wider search of public pages follows once a day and is saved for the rest of the day.</w:t>
+      </w:r>
+    </w:p>
+    <w:p>
+      <w:pPr>
+        <w:pStyle w:val="ListBullet"/>
+      </w:pPr>
+      <w:r>
+        <w:rPr>
+          <w:sz w:val="24"/>
+        </w:rPr>
+        <w:t>Cards and apps for your shops lists the scheme for each shop you use, such as Tesco Clubcard, Nectar, Lidl Plus, Aldi Super 6, or Boots Advantage Card, and a note to check the ride price before you confirm.</w:t>
+      </w:r>
+    </w:p>
+    <w:p>
+      <w:pPr>
+        <w:pStyle w:val="ListBullet"/>
+      </w:pPr>
+      <w:r>
+        <w:rPr>
+          <w:sz w:val="24"/>
+        </w:rPr>
+        <w:t>Hot deals, opened from Home when there are no personal picks, is the UK trending list, fifteen at a time, up to one hundred when that many exist.</w:t>
       </w:r>
     </w:p>
     <w:p>

--- a/docs/Pence-features.docx
+++ b/docs/Pence-features.docx
@@ -31,7 +31,7 @@
           <w:color w:val="4A554E"/>
           <w:sz w:val="22"/>
         </w:rPr>
-        <w:t>10 October 2026</w:t>
+        <w:t>11 October 2026</w:t>
       </w:r>
     </w:p>
     <w:p>
@@ -468,6 +468,127 @@
         <w:rPr>
           <w:color w:val="1C3A2E"/>
         </w:rPr>
+        <w:t>Price watch</w:t>
+      </w:r>
+    </w:p>
+    <w:p>
+      <w:pPr>
+        <w:pStyle w:val="ListBullet"/>
+      </w:pPr>
+      <w:r>
+        <w:rPr>
+          <w:sz w:val="24"/>
+        </w:rPr>
+        <w:t>For something you want but not at today’s price: a phone, trainers, a hotel, a meal out, any product or service. Type what it is, and if you like the most you would pay and a town.</w:t>
+      </w:r>
+    </w:p>
+    <w:p>
+      <w:pPr>
+        <w:pStyle w:val="ListBullet"/>
+      </w:pPr>
+      <w:r>
+        <w:rPr>
+          <w:sz w:val="24"/>
+        </w:rPr>
+        <w:t>Pence looks straight away, then every day: HotUKDeals and a wider search of public UK pages. It keeps to the same model and size, leaves out accessories, skips expired deals, and never takes a monthly contract price for the full price.</w:t>
+      </w:r>
+    </w:p>
+    <w:p>
+      <w:pPr>
+        <w:pStyle w:val="ListBullet"/>
+      </w:pPr>
+      <w:r>
+        <w:rPr>
+          <w:sz w:val="24"/>
+        </w:rPr>
+        <w:t>When an offer turns up, Pence asks whether the price is right for you. Happy with this price ends the watch and keeps the offer under Done. Still too much keeps watching, and from then on only a lower price than the one turned down counts.</w:t>
+      </w:r>
+    </w:p>
+    <w:p>
+      <w:pPr>
+        <w:pStyle w:val="ListBullet"/>
+      </w:pPr>
+      <w:r>
+        <w:rPr>
+          <w:sz w:val="24"/>
+        </w:rPr>
+        <w:t>A watch can be checked now, its price changed, or stopped at any time. Raising the price shows any offer Pence already saw that now fits.</w:t>
+      </w:r>
+    </w:p>
+    <w:p>
+      <w:pPr>
+        <w:pStyle w:val="ListBullet"/>
+      </w:pPr>
+      <w:r>
+        <w:rPr>
+          <w:sz w:val="24"/>
+        </w:rPr>
+        <w:t>Home shows a card when Pence finds a price, and the Offers tab shows a dot. Phone alerts can be turned on at the bottom of Price watch. On iPhone, Pence must be added to the Home Screen first.</w:t>
+      </w:r>
+    </w:p>
+    <w:p>
+      <w:pPr>
+        <w:pStyle w:val="ListBullet"/>
+      </w:pPr>
+      <w:r>
+        <w:rPr>
+          <w:sz w:val="24"/>
+        </w:rPr>
+        <w:t>Price watch opens from Offers, from the sidebar on a computer, and from the end of a Plan search.</w:t>
+      </w:r>
+    </w:p>
+    <w:p>
+      <w:pPr>
+        <w:pStyle w:val="Heading1"/>
+      </w:pPr>
+      <w:r>
+        <w:rPr>
+          <w:color w:val="1C3A2E"/>
+        </w:rPr>
+        <w:t>Codes and links</w:t>
+      </w:r>
+    </w:p>
+    <w:p>
+      <w:pPr>
+        <w:pStyle w:val="ListBullet"/>
+      </w:pPr>
+      <w:r>
+        <w:rPr>
+          <w:sz w:val="24"/>
+        </w:rPr>
+        <w:t>A discount code is shown in full with a Copy button, on every list of deals.</w:t>
+      </w:r>
+    </w:p>
+    <w:p>
+      <w:pPr>
+        <w:pStyle w:val="ListBullet"/>
+      </w:pPr>
+      <w:r>
+        <w:rPr>
+          <w:sz w:val="24"/>
+        </w:rPr>
+        <w:t>The link goes to the shop where the deal is used. A deal board, Reddit, or a forum is only linked when no shop page is known.</w:t>
+      </w:r>
+    </w:p>
+    <w:p>
+      <w:pPr>
+        <w:pStyle w:val="ListBullet"/>
+      </w:pPr>
+      <w:r>
+        <w:rPr>
+          <w:sz w:val="24"/>
+        </w:rPr>
+        <w:t>Expired HotUKDeals posts are left out.</w:t>
+      </w:r>
+    </w:p>
+    <w:p>
+      <w:pPr>
+        <w:pStyle w:val="Heading1"/>
+      </w:pPr>
+      <w:r>
+        <w:rPr>
+          <w:color w:val="1C3A2E"/>
+        </w:rPr>
         <w:t>Plan</w:t>
       </w:r>
     </w:p>
@@ -513,6 +634,17 @@
           <w:sz w:val="24"/>
         </w:rPr>
         <w:t>A wider search of public pages follows. It is slow the first time. The same plan on the same day is saved and returns faster. A code or a price is shown only when that page prints it.</w:t>
+      </w:r>
+    </w:p>
+    <w:p>
+      <w:pPr>
+        <w:pStyle w:val="ListBullet"/>
+      </w:pPr>
+      <w:r>
+        <w:rPr>
+          <w:sz w:val="24"/>
+        </w:rPr>
+        <w:t>Not the price you want? opens Price watch with the item and budget filled in.</w:t>
       </w:r>
     </w:p>
     <w:p>
@@ -644,7 +776,7 @@
         <w:rPr>
           <w:sz w:val="24"/>
         </w:rPr>
-        <w:t>The bottom bar is Home, Plan, Add, Insights, and Offers.</w:t>
+        <w:t>The bottom bar is Home, Plan, Add, Insights, and Offers. Price watch opens from Offers.</w:t>
       </w:r>
     </w:p>
     <w:p>

--- a/docs/Pence-features.docx
+++ b/docs/Pence-features.docx
@@ -182,6 +182,17 @@
         <w:rPr>
           <w:sz w:val="24"/>
         </w:rPr>
+        <w:t>When a payment comes in with no receipt, What did you buy? is there to add items, if you want to.</w:t>
+      </w:r>
+    </w:p>
+    <w:p>
+      <w:pPr>
+        <w:pStyle w:val="ListBullet"/>
+      </w:pPr>
+      <w:r>
+        <w:rPr>
+          <w:sz w:val="24"/>
+        </w:rPr>
         <w:t>Categories for a logged spend: Groceries, Household, Fashion, Entertainment, Dining, Transport, Health, Bills, Subscriptions, Personal care, Travel, Gifts, and Other.</w:t>
       </w:r>
     </w:p>
@@ -281,6 +292,28 @@
         <w:rPr>
           <w:sz w:val="24"/>
         </w:rPr>
+        <w:t>Editing shows the description as it came in, such as BLD*MYPERFECTCV.CO. A new shop name or category also changes every other payment with the same description, and future ones come in named and filed the same way. Untick it to change only that one.</w:t>
+      </w:r>
+    </w:p>
+    <w:p>
+      <w:pPr>
+        <w:pStyle w:val="ListBullet"/>
+      </w:pPr>
+      <w:r>
+        <w:rPr>
+          <w:sz w:val="24"/>
+        </w:rPr>
+        <w:t>What did you buy? lets you add items to any payment, with or without prices, such as nappies and bread on a £20.50 ASDA payment with no receipt. Pence learns your habits from them as it does from a receipt. Items without prices share the rest of the total.</w:t>
+      </w:r>
+    </w:p>
+    <w:p>
+      <w:pPr>
+        <w:pStyle w:val="ListBullet"/>
+      </w:pPr>
+      <w:r>
+        <w:rPr>
+          <w:sz w:val="24"/>
+        </w:rPr>
         <w:t>The receipt image, when one was saved, stays with the spend.</w:t>
       </w:r>
     </w:p>
@@ -358,7 +391,7 @@
         <w:rPr>
           <w:sz w:val="24"/>
         </w:rPr>
-        <w:t>Pence learns what you buy from every receipt line and every payment: the food shop, coffee, takeaways, clothes, shoes and trainers, perfume, beauty, toiletries, the pharmacy, the home, cleaning, the kids, pets, games, tickets, streaming, the gym, taxis, trains, fuel, flights, hotels, holidays, tech, gifts, and bills. Perfume bought at Boots counts as perfume, not as the pharmacy.</w:t>
+        <w:t>Pence learns what you buy from every receipt line, every item you add, and every payment: the food shop, coffee, takeaways, clothes, shoes and trainers, perfume, beauty, toiletries, the pharmacy, the home, cleaning, the kids, pets, games, tickets, streaming, CV and job services, other subscriptions, the gym, taxis, trains, fuel, flights, hotels, holidays, tech, gifts, and bills. Perfume bought at Boots counts as perfume, not as the pharmacy. A subscription Pence does not know is not assumed to be streaming.</w:t>
       </w:r>
     </w:p>
     <w:p>
@@ -468,7 +501,7 @@
         <w:rPr>
           <w:color w:val="1C3A2E"/>
         </w:rPr>
-        <w:t>Price watch</w:t>
+        <w:t>Watchlist</w:t>
       </w:r>
     </w:p>
     <w:p>
@@ -479,7 +512,7 @@
         <w:rPr>
           <w:sz w:val="24"/>
         </w:rPr>
-        <w:t>For something you want but not at today’s price: a phone, trainers, a hotel, a meal out, any product or service. Type what it is, and if you like the most you would pay and a town.</w:t>
+        <w:t>For something you want, or somewhere you want to shop, but not at today’s price: a phone, trainers, a hotel, a meal out, ASDA, a gym, any product, service or place.</w:t>
       </w:r>
     </w:p>
     <w:p>
@@ -490,7 +523,7 @@
         <w:rPr>
           <w:sz w:val="24"/>
         </w:rPr>
-        <w:t>Pence looks straight away, then every day: HotUKDeals and a wider search of public UK pages. It keeps to the same model and size, leaves out accessories, skips expired deals, and never takes a monthly contract price for the full price.</w:t>
+        <w:t>Added from Plan with Add to Watchlist. It needs the item, or the shop or place, or both. Budget becomes the most you would pay, and the place is used for local offers first.</w:t>
       </w:r>
     </w:p>
     <w:p>
@@ -501,7 +534,7 @@
         <w:rPr>
           <w:sz w:val="24"/>
         </w:rPr>
-        <w:t>When an offer turns up, Pence asks whether the price is right for you. Happy with this price ends the watch and keeps the offer under Done. Still too much keeps watching, and from then on only a lower price than the one turned down counts.</w:t>
+        <w:t>Pence looks straight away, then every day: HotUKDeals and a wider search of public UK pages. For an item it keeps to the same model and size, leaves out accessories and expired deals, and never takes a monthly contract price for the full price.</w:t>
       </w:r>
     </w:p>
     <w:p>
@@ -512,7 +545,7 @@
         <w:rPr>
           <w:sz w:val="24"/>
         </w:rPr>
-        <w:t>A watch can be checked now, its price changed, or stopped at any time. Raising the price shows any offer Pence already saw that now fits.</w:t>
+        <w:t>For a shop or place on its own, Pence waits for any promotion there. Promotions across the shop come first. A big shop keeps to what you picked in Plan, so ASDA for groceries skips its air fryers.</w:t>
       </w:r>
     </w:p>
     <w:p>
@@ -523,7 +556,7 @@
         <w:rPr>
           <w:sz w:val="24"/>
         </w:rPr>
-        <w:t>Home shows a card when Pence finds a price, and the Offers tab shows a dot. Phone alerts can be turned on at the bottom of Price watch. On iPhone, Pence must be added to the Home Screen first.</w:t>
+        <w:t>When an offer turns up, Pence asks whether it is right for you. Taking it ends the watch and keeps the offer under Taken. Still too much keeps watching an item for a lower price than the one turned down; Not this one keeps watching a shop for the next promotion.</w:t>
       </w:r>
     </w:p>
     <w:p>
@@ -534,7 +567,18 @@
         <w:rPr>
           <w:sz w:val="24"/>
         </w:rPr>
-        <w:t>Price watch opens from Offers, from the sidebar on a computer, and from the end of a Plan search.</w:t>
+        <w:t>The Watchlist is in the Offers tab: offers waiting for an answer first, then everything being watched. Each can be checked now, have its price changed, or be stopped.</w:t>
+      </w:r>
+    </w:p>
+    <w:p>
+      <w:pPr>
+        <w:pStyle w:val="ListBullet"/>
+      </w:pPr>
+      <w:r>
+        <w:rPr>
+          <w:sz w:val="24"/>
+        </w:rPr>
+        <w:t>Home shows a card when Pence finds an offer, and the Offers tab shows a dot. Phone alerts can be turned on under the Watchlist. On iPhone, Pence must be added to the Home Screen first.</w:t>
       </w:r>
     </w:p>
     <w:p>
@@ -644,7 +688,29 @@
         <w:rPr>
           <w:sz w:val="24"/>
         </w:rPr>
-        <w:t>Not the price you want? opens Price watch with the item and budget filled in.</w:t>
+        <w:t>Saved place comes first. It offers your town, your saved places, Use my location now, and Type a place. Only Type a place shows Country and Town or city.</w:t>
+      </w:r>
+    </w:p>
+    <w:p>
+      <w:pPr>
+        <w:pStyle w:val="ListBullet"/>
+      </w:pPr>
+      <w:r>
+        <w:rPr>
+          <w:sz w:val="24"/>
+        </w:rPr>
+        <w:t>Shop or place covers shops, restaurants, gyms, pharmacies and anywhere else.</w:t>
+      </w:r>
+    </w:p>
+    <w:p>
+      <w:pPr>
+        <w:pStyle w:val="ListBullet"/>
+      </w:pPr>
+      <w:r>
+        <w:rPr>
+          <w:sz w:val="24"/>
+        </w:rPr>
+        <w:t>Two buttons: Find offers, and Add to Watchlist.</w:t>
       </w:r>
     </w:p>
     <w:p>
@@ -776,7 +842,7 @@
         <w:rPr>
           <w:sz w:val="24"/>
         </w:rPr>
-        <w:t>The bottom bar is Home, Plan, Add, Insights, and Offers. Price watch opens from Offers.</w:t>
+        <w:t>The bottom bar is Home, Plan, Add, Insights, and Offers. The Watchlist is in Offers.</w:t>
       </w:r>
     </w:p>
     <w:p>

--- a/docs/Pence-features.docx
+++ b/docs/Pence-features.docx
@@ -237,7 +237,18 @@
         <w:rPr>
           <w:sz w:val="24"/>
         </w:rPr>
-        <w:t>Coming up shows the next two buys Pence expects from your own habits, such as a Saturday food shop or a Friday taxi, with the likely day and the usual spend.</w:t>
+        <w:t>Coming out soon lists regular payments and free trials due in the next 7 days. With none due, a short line opens the full list of regular payments.</w:t>
+      </w:r>
+    </w:p>
+    <w:p>
+      <w:pPr>
+        <w:pStyle w:val="ListBullet"/>
+      </w:pPr>
+      <w:r>
+        <w:rPr>
+          <w:sz w:val="24"/>
+        </w:rPr>
+        <w:t>Coming up shows the next two buys Pence expects from your own habits, such as a Saturday food shop or a Friday taxi, with the likely day and the usual spend. A buy only shows when there is an offer for it.</w:t>
       </w:r>
     </w:p>
     <w:p>
@@ -413,7 +424,29 @@
         <w:rPr>
           <w:sz w:val="24"/>
         </w:rPr>
-        <w:t>From that it expects the next buy, such as a food shop at Tesco on Saturday. Coming up lists those buys with deals for each one.</w:t>
+        <w:t>From that it expects the next buy, such as a food shop at Tesco on Saturday. Coming up lists those buys with deals for each one. A buy with no offer is left out.</w:t>
+      </w:r>
+    </w:p>
+    <w:p>
+      <w:pPr>
+        <w:pStyle w:val="ListBullet"/>
+      </w:pPr>
+      <w:r>
+        <w:rPr>
+          <w:sz w:val="24"/>
+        </w:rPr>
+        <w:t>Each habit lists offers at the shops you already use first, marked Your shop. Under them, Could cost less elsewhere shows offers for the same kind of thing at other shops or online, such as Aldi or Lidl when you shop at Tesco, or Vue when you go to Cineworld. Each says which shop you usually use.</w:t>
+      </w:r>
+    </w:p>
+    <w:p>
+      <w:pPr>
+        <w:pStyle w:val="ListBullet"/>
+      </w:pPr>
+      <w:r>
+        <w:rPr>
+          <w:sz w:val="24"/>
+        </w:rPr>
+        <w:t>For a paid service, such as a CV builder, the wider search also looks for cheaper or free alternatives from public pages.</w:t>
       </w:r>
     </w:p>
     <w:p>
@@ -567,6 +600,28 @@
         <w:rPr>
           <w:sz w:val="24"/>
         </w:rPr>
+        <w:t>Offers seen opens every offer found so far, cheapest first, so you can change your mind and take one at today’s price. A price far below the others, such as a case or a monthly price, is marked as unlikely to be the item and never becomes the price to beat.</w:t>
+      </w:r>
+    </w:p>
+    <w:p>
+      <w:pPr>
+        <w:pStyle w:val="ListBullet"/>
+      </w:pPr>
+      <w:r>
+        <w:rPr>
+          <w:sz w:val="24"/>
+        </w:rPr>
+        <w:t>Change price clears the price turned down, and offers seen before are checked again against the new price.</w:t>
+      </w:r>
+    </w:p>
+    <w:p>
+      <w:pPr>
+        <w:pStyle w:val="ListBullet"/>
+      </w:pPr>
+      <w:r>
+        <w:rPr>
+          <w:sz w:val="24"/>
+        </w:rPr>
         <w:t>The Watchlist is in the Offers tab: offers waiting for an answer first, then everything being watched. Each can be checked now, have its price changed, or be stopped.</w:t>
       </w:r>
     </w:p>
@@ -578,7 +633,128 @@
         <w:rPr>
           <w:sz w:val="24"/>
         </w:rPr>
-        <w:t>Home shows a card when Pence finds an offer, and the Offers tab shows a dot. Phone alerts can be turned on under the Watchlist. On iPhone, Pence must be added to the Home Screen first.</w:t>
+        <w:t>Home shows a card when Pence finds an offer, and the Offers tab shows a dot. Phone alerts can be turned on under the Watchlist, and the alert names what was found. On iPhone, Pence must be added to the Home Screen first.</w:t>
+      </w:r>
+    </w:p>
+    <w:p>
+      <w:pPr>
+        <w:pStyle w:val="Heading1"/>
+      </w:pPr>
+      <w:r>
+        <w:rPr>
+          <w:color w:val="1C3A2E"/>
+        </w:rPr>
+        <w:t>Regular payments</w:t>
+      </w:r>
+    </w:p>
+    <w:p>
+      <w:pPr>
+        <w:pStyle w:val="ListBullet"/>
+      </w:pPr>
+      <w:r>
+        <w:rPr>
+          <w:sz w:val="24"/>
+        </w:rPr>
+        <w:t>A list of subscriptions, bills, memberships and free trials, with when each one is next due and roughly what they cost in a month.</w:t>
+      </w:r>
+    </w:p>
+    <w:p>
+      <w:pPr>
+        <w:pStyle w:val="ListBullet"/>
+      </w:pPr>
+      <w:r>
+        <w:rPr>
+          <w:sz w:val="24"/>
+        </w:rPr>
+        <w:t>Every payment filed as a subscription is on the list, even one paid once. Other payments join it when they come back on a steady rhythm for about the same amount, such as rent, a gym, or a phone contract.</w:t>
+      </w:r>
+    </w:p>
+    <w:p>
+      <w:pPr>
+        <w:pStyle w:val="ListBullet"/>
+      </w:pPr>
+      <w:r>
+        <w:rPr>
+          <w:sz w:val="24"/>
+        </w:rPr>
+        <w:t>Payments with the same statement description count as one, so a renamed payee stays one entry.</w:t>
+      </w:r>
+    </w:p>
+    <w:p>
+      <w:pPr>
+        <w:pStyle w:val="ListBullet"/>
+      </w:pPr>
+      <w:r>
+        <w:rPr>
+          <w:sz w:val="24"/>
+        </w:rPr>
+        <w:t>Pence works out the next date from the last payment. When it has only one payment, it guesses every month and says so. Change fixes the name, amount, how often, and the next date.</w:t>
+      </w:r>
+    </w:p>
+    <w:p>
+      <w:pPr>
+        <w:pStyle w:val="ListBullet"/>
+      </w:pPr>
+      <w:r>
+        <w:rPr>
+          <w:sz w:val="24"/>
+        </w:rPr>
+        <w:t>Add a payment or free trial covers what the bank does not show yet, such as a trial that starts charging. Once means a free trial or a single payment; it drops off a few days after its date.</w:t>
+      </w:r>
+    </w:p>
+    <w:p>
+      <w:pPr>
+        <w:pStyle w:val="ListBullet"/>
+      </w:pPr>
+      <w:r>
+        <w:rPr>
+          <w:sz w:val="24"/>
+        </w:rPr>
+        <w:t>A phone alert comes 7 days, 3 days, and 1 day before each payment, naming it and the amount. Each reminder can be turned off. Phone alerts are turned on from the same page.</w:t>
+      </w:r>
+    </w:p>
+    <w:p>
+      <w:pPr>
+        <w:pStyle w:val="ListBullet"/>
+      </w:pPr>
+      <w:r>
+        <w:rPr>
+          <w:sz w:val="24"/>
+        </w:rPr>
+        <w:t>I’ve cancelled it moves a payment to Cancelled. If it is paid again after that, Pence shows it at the top under Check this.</w:t>
+      </w:r>
+    </w:p>
+    <w:p>
+      <w:pPr>
+        <w:pStyle w:val="ListBullet"/>
+      </w:pPr>
+      <w:r>
+        <w:rPr>
+          <w:sz w:val="24"/>
+        </w:rPr>
+        <w:t>Not seen lately lists payments that have not come out for longer than usual, to mark as cancelled or still paying.</w:t>
+      </w:r>
+    </w:p>
+    <w:p>
+      <w:pPr>
+        <w:pStyle w:val="ListBullet"/>
+      </w:pPr>
+      <w:r>
+        <w:rPr>
+          <w:sz w:val="24"/>
+        </w:rPr>
+        <w:t>How to cancel opens a web search for that service.</w:t>
+      </w:r>
+    </w:p>
+    <w:p>
+      <w:pPr>
+        <w:pStyle w:val="ListBullet"/>
+      </w:pPr>
+      <w:r>
+        <w:rPr>
+          <w:sz w:val="24"/>
+        </w:rPr>
+        <w:t>Opened from Home, from Settings, or from the side menu on a computer.</w:t>
       </w:r>
     </w:p>
     <w:p>
@@ -854,6 +1030,17 @@
           <w:sz w:val="24"/>
         </w:rPr>
         <w:t>Activity on Home is the latest spends, with All Activity opening the full list. Settings is on Home. Bank import is in Settings.</w:t>
+      </w:r>
+    </w:p>
+    <w:p>
+      <w:pPr>
+        <w:pStyle w:val="ListBullet"/>
+      </w:pPr>
+      <w:r>
+        <w:rPr>
+          <w:sz w:val="24"/>
+        </w:rPr>
+        <w:t>Regular payments opens from Coming out soon on Home, from Settings, and from the side menu on a computer.</w:t>
       </w:r>
     </w:p>
     <w:sectPr>

--- a/docs/Pence-features.docx
+++ b/docs/Pence-features.docx
@@ -117,6 +117,17 @@
           <w:sz w:val="24"/>
         </w:rPr>
         <w:t>A receipt, photo or PDF, is read for the shop, date, total, and each line item. You can correct any of it before it is saved. Several receipts are checked one after another.</w:t>
+      </w:r>
+    </w:p>
+    <w:p>
+      <w:pPr>
+        <w:pStyle w:val="ListBullet"/>
+      </w:pPr>
+      <w:r>
+        <w:rPr>
+          <w:sz w:val="24"/>
+        </w:rPr>
+        <w:t>Pence keeps what it reads, the shop, amount, date and items, and never stores the photo or PDF. While you check a scan, the picture stays on that screen only. Photos saved before this change were cleared.</w:t>
       </w:r>
     </w:p>
     <w:p>
@@ -325,7 +336,7 @@
         <w:rPr>
           <w:sz w:val="24"/>
         </w:rPr>
-        <w:t>The receipt image, when one was saved, stays with the spend.</w:t>
+        <w:t>A spend read from a receipt says so. The photo itself is not kept.</w:t>
       </w:r>
     </w:p>
     <w:p>
@@ -711,6 +722,17 @@
           <w:sz w:val="24"/>
         </w:rPr>
         <w:t>A phone alert comes 7 days, 3 days, and 1 day before each payment, naming it and the amount. Each reminder can be turned off. Phone alerts are turned on from the same page.</w:t>
+      </w:r>
+    </w:p>
+    <w:p>
+      <w:pPr>
+        <w:pStyle w:val="ListBullet"/>
+      </w:pPr>
+      <w:r>
+        <w:rPr>
+          <w:sz w:val="24"/>
+        </w:rPr>
+        <w:t>Send a test shows an alert on this phone straight away, to check alerts arrive. The panel also says when the morning check last ran. If the morning check misses a day, the next visit to Pence runs it.</w:t>
       </w:r>
     </w:p>
     <w:p>

--- a/docs/Pence-features.docx
+++ b/docs/Pence-features.docx
@@ -414,6 +414,28 @@
           <w:sz w:val="24"/>
         </w:rPr>
         <w:t>Pence learns what you buy from every receipt line, every item you add, and every payment: the food shop, coffee, takeaways, clothes, shoes and trainers, perfume, beauty, toiletries, the pharmacy, the home, cleaning, the kids, pets, games, tickets, streaming, CV and job services, other subscriptions, the gym, taxis, trains, fuel, flights, hotels, holidays, tech, gifts, and bills. Perfume bought at Boots counts as perfume, not as the pharmacy. A subscription Pence does not know is not assumed to be streaming.</w:t>
+      </w:r>
+    </w:p>
+    <w:p>
+      <w:pPr>
+        <w:pStyle w:val="ListBullet"/>
+      </w:pPr>
+      <w:r>
+        <w:rPr>
+          <w:sz w:val="24"/>
+        </w:rPr>
+        <w:t>Pence works out what each shop sells. It knows the big chains, such as Cake Box for cakes and desserts. For a shop it has no rule for, it reads the name, even run together as on a statement, such as CAKEBOX or PIZZALAND. When the name says nothing, it looks the shop up once and remembers the answer. Deals and cheaper places for that shop then stay on what it sells: cakes for Cake Box, never burgers.</w:t>
+      </w:r>
+    </w:p>
+    <w:p>
+      <w:pPr>
+        <w:pStyle w:val="ListBullet"/>
+      </w:pPr>
+      <w:r>
+        <w:rPr>
+          <w:sz w:val="24"/>
+        </w:rPr>
+        <w:t>A deal you can only use in person in a town far from yours, such as a restaurant voucher in Scarborough for someone in Birmingham, is left out. Deals nearby and nationwide stay. Travel deals are kept, since the town is where you are going.</w:t>
       </w:r>
     </w:p>
     <w:p>

--- a/docs/Pence-features.docx
+++ b/docs/Pence-features.docx
@@ -424,7 +424,40 @@
         <w:rPr>
           <w:sz w:val="24"/>
         </w:rPr>
-        <w:t>Pence works out what each shop sells. It knows the big chains, such as Cake Box for cakes and desserts. For a shop it has no rule for, it reads the name, even run together as on a statement, such as CAKEBOX or PIZZALAND. When the name says nothing, it looks the shop up once and remembers the answer. Deals and cheaper places for that shop then stay on what it sells: cakes for Cake Box, never burgers.</w:t>
+        <w:t>Pence finds out what each shop really is. It knows the big chains, such as Cake Box for cakes and desserts. Any other payee is looked up on the web, near your town: its real name, what it sells, whether it is a chain, a local business or an online service, where it is, and its website. PIZZA &amp; CO becomes Pizza &amp; Co, a pizza takeaway in your area; BLD*MYPERFECTCV.CO becomes MyPerfectCV, a CV builder. Pence keeps what it learns, and What Pence knows lists your shops with it. Until a shop is looked up, the name is read for a clue, even run together, such as CAKEBOX.</w:t>
+      </w:r>
+    </w:p>
+    <w:p>
+      <w:pPr>
+        <w:pStyle w:val="ListBullet"/>
+      </w:pPr>
+      <w:r>
+        <w:rPr>
+          <w:sz w:val="24"/>
+        </w:rPr>
+        <w:t>Deals and cheaper places for a shop stay on what it sells: cakes for Cake Box, never burgers. For a local shop, the wider search looks for offers at that shop itself, and nearby places for the same thing.</w:t>
+      </w:r>
+    </w:p>
+    <w:p>
+      <w:pPr>
+        <w:pStyle w:val="ListBullet"/>
+      </w:pPr>
+      <w:r>
+        <w:rPr>
+          <w:sz w:val="24"/>
+        </w:rPr>
+        <w:t>Before an offer is shown, Pence reads its small print. When the title hints at limits, carries a code, or is an in-store deal, it also reads the deal page. An offer whose terms list places that are not near you is left out, such as a code for a few cities when you live in Essex. An offer only for new customers is left out at a shop you already use. Otherwise the card says what Pence read: Works in Birmingham, the deal page says; Only in some areas, check it works where you live; New customers only; Only some accounts get this. Offers that plainly work for you come first.</w:t>
+      </w:r>
+    </w:p>
+    <w:p>
+      <w:pPr>
+        <w:pStyle w:val="ListBullet"/>
+      </w:pPr>
+      <w:r>
+        <w:rPr>
+          <w:sz w:val="24"/>
+        </w:rPr>
+        <w:t>When the deal page prints an end date, the card shows it, such as Ends Tue 20 Oct. Deals past their end date are left out.</w:t>
       </w:r>
     </w:p>
     <w:p>
